--- a/backend/src/test/resources/fixtures/m5-msa-services.docx
+++ b/backend/src/test/resources/fixtures/m5-msa-services.docx
@@ -23,7 +23,7 @@
         <w:pStyle w:val="Heading1"/>
       </w:pPr>
       <w:r>
-        <w:t xml:space="preserve">Definitions</w:t>
+        <w:t xml:space="preserve">1. Definitions</w:t>
       </w:r>
     </w:p>
     <w:p>
@@ -55,7 +55,7 @@
         <w:pStyle w:val="Heading1"/>
       </w:pPr>
       <w:r>
-        <w:t xml:space="preserve">Services</w:t>
+        <w:t xml:space="preserve">2. Services</w:t>
       </w:r>
     </w:p>
     <w:p>
@@ -95,7 +95,7 @@
         <w:pStyle w:val="Heading1"/>
       </w:pPr>
       <w:r>
-        <w:t xml:space="preserve">Fees and Payment</w:t>
+        <w:t xml:space="preserve">3. Fees and Payment</w:t>
       </w:r>
     </w:p>
     <w:p>
@@ -119,7 +119,7 @@
         <w:pStyle w:val="Heading1"/>
       </w:pPr>
       <w:r>
-        <w:t xml:space="preserve">Term and Renewal</w:t>
+        <w:t xml:space="preserve">4. Term and Renewal</w:t>
       </w:r>
     </w:p>
     <w:p>
@@ -143,7 +143,7 @@
         <w:pStyle w:val="Heading1"/>
       </w:pPr>
       <w:r>
-        <w:t xml:space="preserve">Termination</w:t>
+        <w:t xml:space="preserve">5. Termination</w:t>
       </w:r>
     </w:p>
     <w:p>
@@ -167,7 +167,7 @@
         <w:pStyle w:val="Heading1"/>
       </w:pPr>
       <w:r>
-        <w:t xml:space="preserve">Limitation of Liability</w:t>
+        <w:t xml:space="preserve">6. Limitation of Liability</w:t>
       </w:r>
     </w:p>
     <w:p>
@@ -199,7 +199,7 @@
         <w:pStyle w:val="Heading1"/>
       </w:pPr>
       <w:r>
-        <w:t xml:space="preserve">Indemnification</w:t>
+        <w:t xml:space="preserve">7. Indemnification</w:t>
       </w:r>
     </w:p>
     <w:p>
@@ -223,7 +223,7 @@
         <w:pStyle w:val="Heading1"/>
       </w:pPr>
       <w:r>
-        <w:t xml:space="preserve">Confidentiality</w:t>
+        <w:t xml:space="preserve">8. Confidentiality</w:t>
       </w:r>
     </w:p>
     <w:p>
@@ -247,7 +247,7 @@
         <w:pStyle w:val="Heading1"/>
       </w:pPr>
       <w:r>
-        <w:t xml:space="preserve">Governing Law</w:t>
+        <w:t xml:space="preserve">9. Governing Law</w:t>
       </w:r>
     </w:p>
     <w:p>
@@ -263,7 +263,7 @@
         <w:pStyle w:val="Heading1"/>
       </w:pPr>
       <w:r>
-        <w:t xml:space="preserve">Survival</w:t>
+        <w:t xml:space="preserve">10. Survival</w:t>
       </w:r>
     </w:p>
     <w:p>
@@ -279,7 +279,7 @@
         <w:pStyle w:val="Heading1"/>
       </w:pPr>
       <w:r>
-        <w:t xml:space="preserve">General</w:t>
+        <w:t xml:space="preserve">11. General</w:t>
       </w:r>
     </w:p>
     <w:p>
